--- a/exams/ph2026b2/mock-2/RHCSA9_Mock_Exam_2.docx
+++ b/exams/ph2026b2/mock-2/RHCSA9_Mock_Exam_2.docx
@@ -50,7 +50,7 @@
           <w:b/>
           <w:sz w:val="21"/>
         </w:rPr>
-        <w:t>Time: 180 minutes.</w:t>
+        <w:t>Time: 210 minutes.</w:t>
       </w:r>
       <w:r>
         <w:rPr>
@@ -452,21 +452,7 @@
           <w:b w:val="0"/>
           <w:sz w:val="21"/>
         </w:rPr>
-        <w:t xml:space="preserve">Unless a task names a node, do it on </w:t>
-      </w:r>
-      <w:r>
-        <w:rPr>
-          <w:b/>
-          <w:sz w:val="21"/>
-        </w:rPr>
-        <w:t>node1</w:t>
-      </w:r>
-      <w:r>
-        <w:rPr>
-          <w:b w:val="0"/>
-          <w:sz w:val="21"/>
-        </w:rPr>
-        <w:t>.</w:t>
+        <w:t>Each task starts with the node it runs on.</w:t>
       </w:r>
     </w:p>
     <w:p>
@@ -583,7 +569,50 @@
           <w:color w:val="000000"/>
           <w:sz w:val="27"/>
         </w:rPr>
-        <w:t>Before you start the clock (lab owner only)</w:t>
+        <w:t>Before you start the clock</w:t>
+      </w:r>
+    </w:p>
+    <w:p>
+      <w:pPr>
+        <w:spacing w:before="0" w:after="100"/>
+        <w:ind w:left="0"/>
+      </w:pPr>
+      <w:r>
+        <w:rPr>
+          <w:b w:val="0"/>
+          <w:sz w:val="21"/>
+        </w:rPr>
+        <w:t xml:space="preserve">If you haven't built the lab yet, follow </w:t>
+      </w:r>
+      <w:r>
+        <w:rPr>
+          <w:b/>
+          <w:sz w:val="21"/>
+        </w:rPr>
+        <w:t>Appendix A</w:t>
+      </w:r>
+      <w:r>
+        <w:rPr>
+          <w:b w:val="0"/>
+          <w:sz w:val="21"/>
+        </w:rPr>
+        <w:t xml:space="preserve"> at the end of this paper first (about 30 minutes, once). The grader must be at </w:t>
+      </w:r>
+      <w:r>
+        <w:rPr>
+          <w:rFonts w:ascii="Courier New" w:hAnsi="Courier New" w:eastAsia="Courier New"/>
+          <w:b w:val="0"/>
+          <w:color w:val="C2560B"/>
+          <w:sz w:val="19"/>
+        </w:rPr>
+        <w:t>/root/grade.sh</w:t>
+      </w:r>
+      <w:r>
+        <w:rPr>
+          <w:b w:val="0"/>
+          <w:sz w:val="21"/>
+        </w:rPr>
+        <w:t xml:space="preserve"> on both VMs (Appendix B).</w:t>
       </w:r>
     </w:p>
     <w:p>
@@ -1324,10 +1353,17 @@
       </w:r>
       <w:r>
         <w:rPr>
-          <w:b w:val="0"/>
-          <w:sz w:val="21"/>
-        </w:rPr>
-        <w:t xml:space="preserve">Turn the unformatted 5 GiB disk </w:t>
+          <w:b/>
+          <w:sz w:val="21"/>
+        </w:rPr>
+        <w:t>On node1:</w:t>
+      </w:r>
+      <w:r>
+        <w:rPr>
+          <w:b w:val="0"/>
+          <w:sz w:val="21"/>
+        </w:rPr>
+        <w:t xml:space="preserve"> turn the unformatted 5 GiB disk </w:t>
       </w:r>
       <w:r>
         <w:rPr>
@@ -1596,10 +1632,17 @@
       </w:r>
       <w:r>
         <w:rPr>
-          <w:b w:val="0"/>
-          <w:sz w:val="21"/>
-        </w:rPr>
-        <w:t xml:space="preserve">Create a user </w:t>
+          <w:b/>
+          <w:sz w:val="21"/>
+        </w:rPr>
+        <w:t>On node1:</w:t>
+      </w:r>
+      <w:r>
+        <w:rPr>
+          <w:b w:val="0"/>
+          <w:sz w:val="21"/>
+        </w:rPr>
+        <w:t xml:space="preserve"> create a user </w:t>
       </w:r>
       <w:r>
         <w:rPr>
@@ -1697,10 +1740,17 @@
       </w:r>
       <w:r>
         <w:rPr>
-          <w:b w:val="0"/>
-          <w:sz w:val="21"/>
-        </w:rPr>
-        <w:t xml:space="preserve">Members of the group </w:t>
+          <w:b/>
+          <w:sz w:val="21"/>
+        </w:rPr>
+        <w:t>On node1:</w:t>
+      </w:r>
+      <w:r>
+        <w:rPr>
+          <w:b w:val="0"/>
+          <w:sz w:val="21"/>
+        </w:rPr>
+        <w:t xml:space="preserve"> members of the group </w:t>
       </w:r>
       <w:r>
         <w:rPr>
@@ -1784,10 +1834,17 @@
       </w:r>
       <w:r>
         <w:rPr>
-          <w:b w:val="0"/>
-          <w:sz w:val="21"/>
-        </w:rPr>
-        <w:t xml:space="preserve">Create a shared directory </w:t>
+          <w:b/>
+          <w:sz w:val="21"/>
+        </w:rPr>
+        <w:t>On node1:</w:t>
+      </w:r>
+      <w:r>
+        <w:rPr>
+          <w:b w:val="0"/>
+          <w:sz w:val="21"/>
+        </w:rPr>
+        <w:t xml:space="preserve"> create a shared directory </w:t>
       </w:r>
       <w:r>
         <w:rPr>
@@ -1871,10 +1928,17 @@
       </w:r>
       <w:r>
         <w:rPr>
-          <w:b w:val="0"/>
-          <w:sz w:val="21"/>
-        </w:rPr>
-        <w:t xml:space="preserve">Create a script </w:t>
+          <w:b/>
+          <w:sz w:val="21"/>
+        </w:rPr>
+        <w:t>On node1:</w:t>
+      </w:r>
+      <w:r>
+        <w:rPr>
+          <w:b w:val="0"/>
+          <w:sz w:val="21"/>
+        </w:rPr>
+        <w:t xml:space="preserve"> create a script </w:t>
       </w:r>
       <w:r>
         <w:rPr>
@@ -1972,10 +2036,17 @@
       </w:r>
       <w:r>
         <w:rPr>
-          <w:b w:val="0"/>
-          <w:sz w:val="21"/>
-        </w:rPr>
-        <w:t xml:space="preserve">Create a user named after you (your first name in lowercase; if your name is James, </w:t>
+          <w:b/>
+          <w:sz w:val="21"/>
+        </w:rPr>
+        <w:t>On node1:</w:t>
+      </w:r>
+      <w:r>
+        <w:rPr>
+          <w:b w:val="0"/>
+          <w:sz w:val="21"/>
+        </w:rPr>
+        <w:t xml:space="preserve"> create a user named </w:t>
       </w:r>
       <w:r>
         <w:rPr>
@@ -1984,14 +2055,14 @@
           <w:color w:val="C2560B"/>
           <w:sz w:val="19"/>
         </w:rPr>
-        <w:t>james</w:t>
-      </w:r>
-      <w:r>
-        <w:rPr>
-          <w:b w:val="0"/>
-          <w:sz w:val="21"/>
-        </w:rPr>
-        <w:t xml:space="preserve">) and set its password to </w:t>
+        <w:t>barista</w:t>
+      </w:r>
+      <w:r>
+        <w:rPr>
+          <w:b w:val="0"/>
+          <w:sz w:val="21"/>
+        </w:rPr>
+        <w:t xml:space="preserve"> with the password </w:t>
       </w:r>
       <w:r>
         <w:rPr>
@@ -2007,7 +2078,23 @@
           <w:b w:val="0"/>
           <w:sz w:val="21"/>
         </w:rPr>
-        <w:t>. As that user:</w:t>
+        <w:t xml:space="preserve">. As </w:t>
+      </w:r>
+      <w:r>
+        <w:rPr>
+          <w:rFonts w:ascii="Courier New" w:hAnsi="Courier New" w:eastAsia="Courier New"/>
+          <w:b w:val="0"/>
+          <w:color w:val="C2560B"/>
+          <w:sz w:val="19"/>
+        </w:rPr>
+        <w:t>barista</w:t>
+      </w:r>
+      <w:r>
+        <w:rPr>
+          <w:b w:val="0"/>
+          <w:sz w:val="21"/>
+        </w:rPr>
+        <w:t>:</w:t>
       </w:r>
     </w:p>
     <w:p>
@@ -2257,7 +2344,23 @@
           <w:b w:val="0"/>
           <w:sz w:val="21"/>
         </w:rPr>
-        <w:t>The container must start automatically at boot, without anyone logging in.</w:t>
+        <w:t xml:space="preserve">The container must start automatically at boot as a systemd service of </w:t>
+      </w:r>
+      <w:r>
+        <w:rPr>
+          <w:rFonts w:ascii="Courier New" w:hAnsi="Courier New" w:eastAsia="Courier New"/>
+          <w:b w:val="0"/>
+          <w:color w:val="C2560B"/>
+          <w:sz w:val="19"/>
+        </w:rPr>
+        <w:t>barista</w:t>
+      </w:r>
+      <w:r>
+        <w:rPr>
+          <w:b w:val="0"/>
+          <w:sz w:val="21"/>
+        </w:rPr>
+        <w:t>, without anyone logging in.</w:t>
       </w:r>
     </w:p>
     <w:p>
@@ -2279,10 +2382,17 @@
       </w:r>
       <w:r>
         <w:rPr>
-          <w:b w:val="0"/>
-          <w:sz w:val="21"/>
-        </w:rPr>
-        <w:t xml:space="preserve">SELinux must run in </w:t>
+          <w:b/>
+          <w:sz w:val="21"/>
+        </w:rPr>
+        <w:t>On node1:</w:t>
+      </w:r>
+      <w:r>
+        <w:rPr>
+          <w:b w:val="0"/>
+          <w:sz w:val="21"/>
+        </w:rPr>
+        <w:t xml:space="preserve"> SELinux must run in </w:t>
       </w:r>
       <w:r>
         <w:rPr>
@@ -2318,10 +2428,31 @@
       </w:r>
       <w:r>
         <w:rPr>
-          <w:b w:val="0"/>
-          <w:sz w:val="21"/>
-        </w:rPr>
-        <w:t xml:space="preserve">On the disk </w:t>
+          <w:b/>
+          <w:sz w:val="21"/>
+        </w:rPr>
+        <w:t>On node1:</w:t>
+      </w:r>
+      <w:r>
+        <w:rPr>
+          <w:b w:val="0"/>
+          <w:sz w:val="21"/>
+        </w:rPr>
+        <w:t xml:space="preserve"> create a </w:t>
+      </w:r>
+      <w:r>
+        <w:rPr>
+          <w:b/>
+          <w:sz w:val="21"/>
+        </w:rPr>
+        <w:t>768 MiB</w:t>
+      </w:r>
+      <w:r>
+        <w:rPr>
+          <w:b w:val="0"/>
+          <w:sz w:val="21"/>
+        </w:rPr>
+        <w:t xml:space="preserve"> partition on the disk </w:t>
       </w:r>
       <w:r>
         <w:rPr>
@@ -2337,21 +2468,7 @@
           <w:b w:val="0"/>
           <w:sz w:val="21"/>
         </w:rPr>
-        <w:t xml:space="preserve">, create a </w:t>
-      </w:r>
-      <w:r>
-        <w:rPr>
-          <w:b/>
-          <w:sz w:val="21"/>
-        </w:rPr>
-        <w:t>768 MiB</w:t>
-      </w:r>
-      <w:r>
-        <w:rPr>
-          <w:b w:val="0"/>
-          <w:sz w:val="21"/>
-        </w:rPr>
-        <w:t xml:space="preserve"> partition and use it as swap with priority </w:t>
+        <w:t xml:space="preserve"> and use it as swap with priority </w:t>
       </w:r>
       <w:r>
         <w:rPr>
@@ -2387,10 +2504,17 @@
       </w:r>
       <w:r>
         <w:rPr>
-          <w:b w:val="0"/>
-          <w:sz w:val="21"/>
-        </w:rPr>
-        <w:t xml:space="preserve">Make the systemd journal persistent so that logs survive a reboot, and limit the journal's disk usage to </w:t>
+          <w:b/>
+          <w:sz w:val="21"/>
+        </w:rPr>
+        <w:t>On node1:</w:t>
+      </w:r>
+      <w:r>
+        <w:rPr>
+          <w:b w:val="0"/>
+          <w:sz w:val="21"/>
+        </w:rPr>
+        <w:t xml:space="preserve"> make the systemd journal persistent so that logs survive a reboot, and limit the journal's disk usage to </w:t>
       </w:r>
       <w:r>
         <w:rPr>
@@ -2426,10 +2550,31 @@
       </w:r>
       <w:r>
         <w:rPr>
-          <w:b w:val="0"/>
-          <w:sz w:val="21"/>
-        </w:rPr>
-        <w:t xml:space="preserve">On the 5 GiB disk </w:t>
+          <w:b/>
+          <w:sz w:val="21"/>
+        </w:rPr>
+        <w:t>On node1:</w:t>
+      </w:r>
+      <w:r>
+        <w:rPr>
+          <w:b w:val="0"/>
+          <w:sz w:val="21"/>
+        </w:rPr>
+        <w:t xml:space="preserve"> use the </w:t>
+      </w:r>
+      <w:r>
+        <w:rPr>
+          <w:b/>
+          <w:sz w:val="21"/>
+        </w:rPr>
+        <w:t>entire</w:t>
+      </w:r>
+      <w:r>
+        <w:rPr>
+          <w:b w:val="0"/>
+          <w:sz w:val="21"/>
+        </w:rPr>
+        <w:t xml:space="preserve"> 5 GiB disk </w:t>
       </w:r>
       <w:r>
         <w:rPr>
@@ -2439,20 +2584,6 @@
           <w:sz w:val="19"/>
         </w:rPr>
         <w:t>/dev/sdc</w:t>
-      </w:r>
-      <w:r>
-        <w:rPr>
-          <w:b w:val="0"/>
-          <w:sz w:val="21"/>
-        </w:rPr>
-        <w:t xml:space="preserve">, use the </w:t>
-      </w:r>
-      <w:r>
-        <w:rPr>
-          <w:b/>
-          <w:sz w:val="21"/>
-        </w:rPr>
-        <w:t>entire disk</w:t>
       </w:r>
       <w:r>
         <w:rPr>
@@ -2663,10 +2794,17 @@
       </w:r>
       <w:r>
         <w:rPr>
-          <w:b w:val="0"/>
-          <w:sz w:val="21"/>
-        </w:rPr>
-        <w:t xml:space="preserve">From the remaining free extents of </w:t>
+          <w:b/>
+          <w:sz w:val="21"/>
+        </w:rPr>
+        <w:t>On node1:</w:t>
+      </w:r>
+      <w:r>
+        <w:rPr>
+          <w:b w:val="0"/>
+          <w:sz w:val="21"/>
+        </w:rPr>
+        <w:t xml:space="preserve"> from the remaining free extents of </w:t>
       </w:r>
       <w:r>
         <w:rPr>
@@ -2734,10 +2872,17 @@
       </w:r>
       <w:r>
         <w:rPr>
-          <w:b w:val="0"/>
-          <w:sz w:val="21"/>
-        </w:rPr>
-        <w:t>Install the Apache web server (</w:t>
+          <w:b/>
+          <w:sz w:val="21"/>
+        </w:rPr>
+        <w:t>On node1:</w:t>
+      </w:r>
+      <w:r>
+        <w:rPr>
+          <w:b w:val="0"/>
+          <w:sz w:val="21"/>
+        </w:rPr>
+        <w:t xml:space="preserve"> install the Apache web server (</w:t>
       </w:r>
       <w:r>
         <w:rPr>
@@ -2837,10 +2982,17 @@
       </w:r>
       <w:r>
         <w:rPr>
-          <w:b w:val="0"/>
-          <w:sz w:val="21"/>
-        </w:rPr>
-        <w:t xml:space="preserve">Create a user named </w:t>
+          <w:b/>
+          <w:sz w:val="21"/>
+        </w:rPr>
+        <w:t>On node1 and node2:</w:t>
+      </w:r>
+      <w:r>
+        <w:rPr>
+          <w:b w:val="0"/>
+          <w:sz w:val="21"/>
+        </w:rPr>
+        <w:t xml:space="preserve"> create a user named </w:t>
       </w:r>
       <w:r>
         <w:rPr>
@@ -2856,21 +3008,7 @@
           <w:b w:val="0"/>
           <w:sz w:val="21"/>
         </w:rPr>
-        <w:t xml:space="preserve"> on </w:t>
-      </w:r>
-      <w:r>
-        <w:rPr>
-          <w:b/>
-          <w:sz w:val="21"/>
-        </w:rPr>
-        <w:t>both</w:t>
-      </w:r>
-      <w:r>
-        <w:rPr>
-          <w:b w:val="0"/>
-          <w:sz w:val="21"/>
-        </w:rPr>
-        <w:t xml:space="preserve"> node1 and node2. From node2, </w:t>
+        <w:t xml:space="preserve">. From node2, </w:t>
       </w:r>
       <w:r>
         <w:rPr>
@@ -2895,14 +3033,14 @@
           <w:color w:val="C2560B"/>
           <w:sz w:val="19"/>
         </w:rPr>
-        <w:t>ssh gatekeeper@&lt;node1-IP&gt;</w:t>
-      </w:r>
-      <w:r>
-        <w:rPr>
-          <w:b w:val="0"/>
-          <w:sz w:val="21"/>
-        </w:rPr>
-        <w:t xml:space="preserve"> using key-based authentication, with no password prompt. Set up the key before you do task 19.</w:t>
+        <w:t>ssh gatekeeper@workhorse</w:t>
+      </w:r>
+      <w:r>
+        <w:rPr>
+          <w:b w:val="0"/>
+          <w:sz w:val="21"/>
+        </w:rPr>
+        <w:t xml:space="preserve"> using key-based authentication, with no password prompt. Do task 22 first, and set up the key before you do task 19.</w:t>
       </w:r>
     </w:p>
     <w:p>
@@ -2924,10 +3062,17 @@
       </w:r>
       <w:r>
         <w:rPr>
-          <w:b w:val="0"/>
-          <w:sz w:val="21"/>
-        </w:rPr>
-        <w:t>Harden SSH on node1:</w:t>
+          <w:b/>
+          <w:sz w:val="21"/>
+        </w:rPr>
+        <w:t>On node1:</w:t>
+      </w:r>
+      <w:r>
+        <w:rPr>
+          <w:b w:val="0"/>
+          <w:sz w:val="21"/>
+        </w:rPr>
+        <w:t xml:space="preserve"> harden SSH:</w:t>
       </w:r>
     </w:p>
     <w:p>
@@ -3038,10 +3183,17 @@
       </w:r>
       <w:r>
         <w:rPr>
-          <w:b w:val="0"/>
-          <w:sz w:val="21"/>
-        </w:rPr>
-        <w:t>Using the NFS server you built in task 5, configure autofs on node1 so that both shares mount automatically on demand:</w:t>
+          <w:b/>
+          <w:sz w:val="21"/>
+        </w:rPr>
+        <w:t>On node1:</w:t>
+      </w:r>
+      <w:r>
+        <w:rPr>
+          <w:b w:val="0"/>
+          <w:sz w:val="21"/>
+        </w:rPr>
+        <w:t xml:space="preserve"> using the NFS server you built in task 5, configure autofs so that both shares mount automatically on demand:</w:t>
       </w:r>
     </w:p>
     <w:p>
@@ -3156,7 +3308,7 @@
           <w:b w:val="0"/>
           <w:sz w:val="21"/>
         </w:rPr>
-        <w:t xml:space="preserve">Use node2's IP address in the autofs maps. The shares must not be mounted through </w:t>
+        <w:t xml:space="preserve">Use the name </w:t>
       </w:r>
       <w:r>
         <w:rPr>
@@ -3165,6 +3317,22 @@
           <w:color w:val="C2560B"/>
           <w:sz w:val="19"/>
         </w:rPr>
+        <w:t>storage</w:t>
+      </w:r>
+      <w:r>
+        <w:rPr>
+          <w:b w:val="0"/>
+          <w:sz w:val="21"/>
+        </w:rPr>
+        <w:t xml:space="preserve"> (task 21) in the autofs maps, not an IP address. The shares must not be mounted through </w:t>
+      </w:r>
+      <w:r>
+        <w:rPr>
+          <w:rFonts w:ascii="Courier New" w:hAnsi="Courier New" w:eastAsia="Courier New"/>
+          <w:b w:val="0"/>
+          <w:color w:val="C2560B"/>
+          <w:sz w:val="19"/>
+        </w:rPr>
         <w:t>/etc/fstab</w:t>
       </w:r>
       <w:r>
@@ -3173,6 +3341,322 @@
           <w:sz w:val="21"/>
         </w:rPr>
         <w:t>. The configuration must survive a reboot.</w:t>
+      </w:r>
+    </w:p>
+    <w:p>
+      <w:pPr>
+        <w:keepNext w:val="0"/>
+        <w:tabs>
+          <w:tab w:pos="605" w:val="left"/>
+        </w:tabs>
+        <w:spacing w:before="120" w:after="60"/>
+        <w:ind w:left="605" w:hanging="605"/>
+      </w:pPr>
+      <w:r>
+        <w:rPr>
+          <w:b/>
+          <w:sz w:val="21"/>
+        </w:rPr>
+        <w:t>21.</w:t>
+        <w:tab/>
+      </w:r>
+      <w:r>
+        <w:rPr>
+          <w:b/>
+          <w:sz w:val="21"/>
+        </w:rPr>
+        <w:t>On node1:</w:t>
+      </w:r>
+      <w:r>
+        <w:rPr>
+          <w:b w:val="0"/>
+          <w:sz w:val="21"/>
+        </w:rPr>
+        <w:t xml:space="preserve"> configure local name resolution, without DNS, so that </w:t>
+      </w:r>
+      <w:r>
+        <w:rPr>
+          <w:rFonts w:ascii="Courier New" w:hAnsi="Courier New" w:eastAsia="Courier New"/>
+          <w:b w:val="0"/>
+          <w:color w:val="C2560B"/>
+          <w:sz w:val="19"/>
+        </w:rPr>
+        <w:t>storage</w:t>
+      </w:r>
+      <w:r>
+        <w:rPr>
+          <w:b w:val="0"/>
+          <w:sz w:val="21"/>
+        </w:rPr>
+        <w:t xml:space="preserve"> and </w:t>
+      </w:r>
+      <w:r>
+        <w:rPr>
+          <w:rFonts w:ascii="Courier New" w:hAnsi="Courier New" w:eastAsia="Courier New"/>
+          <w:b w:val="0"/>
+          <w:color w:val="C2560B"/>
+          <w:sz w:val="19"/>
+        </w:rPr>
+        <w:t>storage.lab.example</w:t>
+      </w:r>
+      <w:r>
+        <w:rPr>
+          <w:b w:val="0"/>
+          <w:sz w:val="21"/>
+        </w:rPr>
+        <w:t xml:space="preserve"> resolve to node2's IP address.</w:t>
+      </w:r>
+    </w:p>
+    <w:p>
+      <w:pPr>
+        <w:keepNext w:val="0"/>
+        <w:tabs>
+          <w:tab w:pos="605" w:val="left"/>
+        </w:tabs>
+        <w:spacing w:before="120" w:after="60"/>
+        <w:ind w:left="605" w:hanging="605"/>
+      </w:pPr>
+      <w:r>
+        <w:rPr>
+          <w:b/>
+          <w:sz w:val="21"/>
+        </w:rPr>
+        <w:t>22.</w:t>
+        <w:tab/>
+      </w:r>
+      <w:r>
+        <w:rPr>
+          <w:b/>
+          <w:sz w:val="21"/>
+        </w:rPr>
+        <w:t>On node2:</w:t>
+      </w:r>
+      <w:r>
+        <w:rPr>
+          <w:b w:val="0"/>
+          <w:sz w:val="21"/>
+        </w:rPr>
+        <w:t xml:space="preserve"> configure local name resolution, without DNS, so that </w:t>
+      </w:r>
+      <w:r>
+        <w:rPr>
+          <w:rFonts w:ascii="Courier New" w:hAnsi="Courier New" w:eastAsia="Courier New"/>
+          <w:b w:val="0"/>
+          <w:color w:val="C2560B"/>
+          <w:sz w:val="19"/>
+        </w:rPr>
+        <w:t>workhorse</w:t>
+      </w:r>
+      <w:r>
+        <w:rPr>
+          <w:b w:val="0"/>
+          <w:sz w:val="21"/>
+        </w:rPr>
+        <w:t xml:space="preserve"> and </w:t>
+      </w:r>
+      <w:r>
+        <w:rPr>
+          <w:rFonts w:ascii="Courier New" w:hAnsi="Courier New" w:eastAsia="Courier New"/>
+          <w:b w:val="0"/>
+          <w:color w:val="C2560B"/>
+          <w:sz w:val="19"/>
+        </w:rPr>
+        <w:t>workhorse.lab.example</w:t>
+      </w:r>
+      <w:r>
+        <w:rPr>
+          <w:b w:val="0"/>
+          <w:sz w:val="21"/>
+        </w:rPr>
+        <w:t xml:space="preserve"> resolve to node1's IP address.</w:t>
+      </w:r>
+    </w:p>
+    <w:p>
+      <w:pPr>
+        <w:keepNext w:val="0"/>
+        <w:tabs>
+          <w:tab w:pos="605" w:val="left"/>
+        </w:tabs>
+        <w:spacing w:before="120" w:after="60"/>
+        <w:ind w:left="605" w:hanging="605"/>
+      </w:pPr>
+      <w:r>
+        <w:rPr>
+          <w:b/>
+          <w:sz w:val="21"/>
+        </w:rPr>
+        <w:t>23.</w:t>
+        <w:tab/>
+      </w:r>
+      <w:r>
+        <w:rPr>
+          <w:b/>
+          <w:sz w:val="21"/>
+        </w:rPr>
+        <w:t>On node2:</w:t>
+      </w:r>
+      <w:r>
+        <w:rPr>
+          <w:b w:val="0"/>
+          <w:sz w:val="21"/>
+        </w:rPr>
+        <w:t xml:space="preserve"> configure node2 as a time server: chrony must serve time to clients on your lab subnet, start at boot, and be allowed through node2's firewall, persistently.</w:t>
+      </w:r>
+    </w:p>
+    <w:p>
+      <w:pPr>
+        <w:keepNext w:val="0"/>
+        <w:tabs>
+          <w:tab w:pos="605" w:val="left"/>
+        </w:tabs>
+        <w:spacing w:before="120" w:after="60"/>
+        <w:ind w:left="605" w:hanging="605"/>
+      </w:pPr>
+      <w:r>
+        <w:rPr>
+          <w:b/>
+          <w:sz w:val="21"/>
+        </w:rPr>
+        <w:t>24.</w:t>
+        <w:tab/>
+      </w:r>
+      <w:r>
+        <w:rPr>
+          <w:b/>
+          <w:sz w:val="21"/>
+        </w:rPr>
+        <w:t>On node1:</w:t>
+      </w:r>
+      <w:r>
+        <w:rPr>
+          <w:b w:val="0"/>
+          <w:sz w:val="21"/>
+        </w:rPr>
+        <w:t xml:space="preserve"> configure chrony to synchronize time </w:t>
+      </w:r>
+      <w:r>
+        <w:rPr>
+          <w:b/>
+          <w:sz w:val="21"/>
+        </w:rPr>
+        <w:t>only</w:t>
+      </w:r>
+      <w:r>
+        <w:rPr>
+          <w:b w:val="0"/>
+          <w:sz w:val="21"/>
+        </w:rPr>
+        <w:t xml:space="preserve"> from </w:t>
+      </w:r>
+      <w:r>
+        <w:rPr>
+          <w:rFonts w:ascii="Courier New" w:hAnsi="Courier New" w:eastAsia="Courier New"/>
+          <w:b w:val="0"/>
+          <w:color w:val="C2560B"/>
+          <w:sz w:val="19"/>
+        </w:rPr>
+        <w:t>storage</w:t>
+      </w:r>
+      <w:r>
+        <w:rPr>
+          <w:b w:val="0"/>
+          <w:sz w:val="21"/>
+        </w:rPr>
+        <w:t xml:space="preserve"> (task 21). No other time sources may remain configured. It must start at boot.</w:t>
+      </w:r>
+    </w:p>
+    <w:p>
+      <w:pPr>
+        <w:keepNext w:val="0"/>
+        <w:tabs>
+          <w:tab w:pos="605" w:val="left"/>
+        </w:tabs>
+        <w:spacing w:before="120" w:after="60"/>
+        <w:ind w:left="605" w:hanging="605"/>
+      </w:pPr>
+      <w:r>
+        <w:rPr>
+          <w:b/>
+          <w:sz w:val="21"/>
+        </w:rPr>
+        <w:t>25.</w:t>
+        <w:tab/>
+      </w:r>
+      <w:r>
+        <w:rPr>
+          <w:b/>
+          <w:sz w:val="21"/>
+        </w:rPr>
+        <w:t>On node1:</w:t>
+      </w:r>
+      <w:r>
+        <w:rPr>
+          <w:b w:val="0"/>
+          <w:sz w:val="21"/>
+        </w:rPr>
+        <w:t xml:space="preserve"> enable the SELinux boolean </w:t>
+      </w:r>
+      <w:r>
+        <w:rPr>
+          <w:rFonts w:ascii="Courier New" w:hAnsi="Courier New" w:eastAsia="Courier New"/>
+          <w:b w:val="0"/>
+          <w:color w:val="C2560B"/>
+          <w:sz w:val="19"/>
+        </w:rPr>
+        <w:t>httpd_can_network_connect</w:t>
+      </w:r>
+      <w:r>
+        <w:rPr>
+          <w:b w:val="0"/>
+          <w:sz w:val="21"/>
+        </w:rPr>
+        <w:t>, persistently.</w:t>
+      </w:r>
+    </w:p>
+    <w:p>
+      <w:pPr>
+        <w:keepNext w:val="0"/>
+        <w:tabs>
+          <w:tab w:pos="605" w:val="left"/>
+        </w:tabs>
+        <w:spacing w:before="120" w:after="60"/>
+        <w:ind w:left="605" w:hanging="605"/>
+      </w:pPr>
+      <w:r>
+        <w:rPr>
+          <w:b/>
+          <w:sz w:val="21"/>
+        </w:rPr>
+        <w:t>26.</w:t>
+        <w:tab/>
+      </w:r>
+      <w:r>
+        <w:rPr>
+          <w:b/>
+          <w:sz w:val="21"/>
+        </w:rPr>
+        <w:t>On node1:</w:t>
+      </w:r>
+      <w:r>
+        <w:rPr>
+          <w:b w:val="0"/>
+          <w:sz w:val="21"/>
+        </w:rPr>
+        <w:t xml:space="preserve"> configure the system so that every user created from now on gets a maximum password age of </w:t>
+      </w:r>
+      <w:r>
+        <w:rPr>
+          <w:b/>
+          <w:sz w:val="21"/>
+        </w:rPr>
+        <w:t>45 days</w:t>
+      </w:r>
+      <w:r>
+        <w:rPr>
+          <w:b w:val="0"/>
+          <w:sz w:val="21"/>
+        </w:rPr>
+        <w:t xml:space="preserve"> by default. Existing users are not affected.</w:t>
       </w:r>
     </w:p>
     <w:p>
@@ -3210,7 +3694,847 @@
           <w:b w:val="0"/>
           <w:sz w:val="21"/>
         </w:rPr>
-        <w:t>Reboot node2, then node1. Grade as root on each node:</w:t>
+        <w:t xml:space="preserve">Stop working. Reboot node2, then node1, and grade both nodes as described in </w:t>
+      </w:r>
+      <w:r>
+        <w:rPr>
+          <w:b/>
+          <w:sz w:val="21"/>
+        </w:rPr>
+        <w:t>Appendix C</w:t>
+      </w:r>
+      <w:r>
+        <w:rPr>
+          <w:b w:val="0"/>
+          <w:sz w:val="21"/>
+        </w:rPr>
+        <w:t>.</w:t>
+      </w:r>
+    </w:p>
+    <w:p>
+      <w:pPr>
+        <w:pStyle w:val="Heading2"/>
+        <w:spacing w:before="280" w:after="120"/>
+        <w:pBdr>
+          <w:bottom w:val="single" w:sz="6" w:space="1" w:color="E0E0E0"/>
+        </w:pBdr>
+      </w:pPr>
+      <w:r>
+        <w:rPr>
+          <w:b/>
+          <w:color w:val="000000"/>
+          <w:sz w:val="27"/>
+        </w:rPr>
+        <w:t>Appendix A — Build the lab (once)</w:t>
+      </w:r>
+    </w:p>
+    <w:p>
+      <w:pPr>
+        <w:spacing w:before="0" w:after="100"/>
+        <w:ind w:left="0"/>
+      </w:pPr>
+      <w:r>
+        <w:rPr>
+          <w:b w:val="0"/>
+          <w:sz w:val="21"/>
+        </w:rPr>
+        <w:t xml:space="preserve">You need VirtualBox and the </w:t>
+      </w:r>
+      <w:r>
+        <w:rPr>
+          <w:b/>
+          <w:sz w:val="21"/>
+        </w:rPr>
+        <w:t>RHEL 9 DVD ISO</w:t>
+      </w:r>
+      <w:r>
+        <w:rPr>
+          <w:b w:val="0"/>
+          <w:sz w:val="21"/>
+        </w:rPr>
+        <w:t xml:space="preserve"> (free with a Red Hat Developer account at developers.redhat.com). Use the DVD ISO, not the boot ISO: only the DVD has the BaseOS and AppStream repositories.</w:t>
+      </w:r>
+    </w:p>
+    <w:p>
+      <w:pPr>
+        <w:keepNext w:val="0"/>
+        <w:tabs>
+          <w:tab w:pos="605" w:val="left"/>
+        </w:tabs>
+        <w:spacing w:before="120" w:after="60"/>
+        <w:ind w:left="605" w:hanging="605"/>
+      </w:pPr>
+      <w:r>
+        <w:rPr>
+          <w:b/>
+          <w:sz w:val="21"/>
+        </w:rPr>
+        <w:t>1.</w:t>
+        <w:tab/>
+      </w:r>
+      <w:r>
+        <w:rPr>
+          <w:b/>
+          <w:sz w:val="21"/>
+        </w:rPr>
+        <w:t>Create two VMs</w:t>
+      </w:r>
+      <w:r>
+        <w:rPr>
+          <w:b w:val="0"/>
+          <w:sz w:val="21"/>
+        </w:rPr>
+        <w:t xml:space="preserve">, </w:t>
+      </w:r>
+      <w:r>
+        <w:rPr>
+          <w:rFonts w:ascii="Courier New" w:hAnsi="Courier New" w:eastAsia="Courier New"/>
+          <w:b w:val="0"/>
+          <w:color w:val="C2560B"/>
+          <w:sz w:val="19"/>
+        </w:rPr>
+        <w:t>node1</w:t>
+      </w:r>
+      <w:r>
+        <w:rPr>
+          <w:b w:val="0"/>
+          <w:sz w:val="21"/>
+        </w:rPr>
+        <w:t xml:space="preserve"> and </w:t>
+      </w:r>
+      <w:r>
+        <w:rPr>
+          <w:rFonts w:ascii="Courier New" w:hAnsi="Courier New" w:eastAsia="Courier New"/>
+          <w:b w:val="0"/>
+          <w:color w:val="C2560B"/>
+          <w:sz w:val="19"/>
+        </w:rPr>
+        <w:t>node2</w:t>
+      </w:r>
+      <w:r>
+        <w:rPr>
+          <w:b w:val="0"/>
+          <w:sz w:val="21"/>
+        </w:rPr>
+        <w:t>: RHEL 9, 2 GB RAM, 2 CPUs and a 20 GB disk each. Install RHEL 9 normally, with a root password and a normal user you know.</w:t>
+      </w:r>
+    </w:p>
+    <w:p>
+      <w:pPr>
+        <w:keepNext w:val="0"/>
+        <w:tabs>
+          <w:tab w:pos="605" w:val="left"/>
+        </w:tabs>
+        <w:spacing w:before="120" w:after="60"/>
+        <w:ind w:left="605" w:hanging="605"/>
+      </w:pPr>
+      <w:r>
+        <w:rPr>
+          <w:b/>
+          <w:sz w:val="21"/>
+        </w:rPr>
+        <w:t>2.</w:t>
+        <w:tab/>
+      </w:r>
+      <w:r>
+        <w:rPr>
+          <w:b/>
+          <w:sz w:val="21"/>
+        </w:rPr>
+        <w:t>Add three disks to node1:</w:t>
+      </w:r>
+      <w:r>
+        <w:rPr>
+          <w:b w:val="0"/>
+          <w:sz w:val="21"/>
+        </w:rPr>
+        <w:t xml:space="preserve"> Settings → Storage → the SATA controller → *Add hard disk*: 5 GiB, 5 GiB and 2 GiB. Inside node1, </w:t>
+      </w:r>
+      <w:r>
+        <w:rPr>
+          <w:rFonts w:ascii="Courier New" w:hAnsi="Courier New" w:eastAsia="Courier New"/>
+          <w:b w:val="0"/>
+          <w:color w:val="C2560B"/>
+          <w:sz w:val="19"/>
+        </w:rPr>
+        <w:t>lsblk</w:t>
+      </w:r>
+      <w:r>
+        <w:rPr>
+          <w:b w:val="0"/>
+          <w:sz w:val="21"/>
+        </w:rPr>
+        <w:t xml:space="preserve"> should show them as </w:t>
+      </w:r>
+      <w:r>
+        <w:rPr>
+          <w:rFonts w:ascii="Courier New" w:hAnsi="Courier New" w:eastAsia="Courier New"/>
+          <w:b w:val="0"/>
+          <w:color w:val="C2560B"/>
+          <w:sz w:val="19"/>
+        </w:rPr>
+        <w:t>sdb</w:t>
+      </w:r>
+      <w:r>
+        <w:rPr>
+          <w:b w:val="0"/>
+          <w:sz w:val="21"/>
+        </w:rPr>
+        <w:t xml:space="preserve">, </w:t>
+      </w:r>
+      <w:r>
+        <w:rPr>
+          <w:rFonts w:ascii="Courier New" w:hAnsi="Courier New" w:eastAsia="Courier New"/>
+          <w:b w:val="0"/>
+          <w:color w:val="C2560B"/>
+          <w:sz w:val="19"/>
+        </w:rPr>
+        <w:t>sdc</w:t>
+      </w:r>
+      <w:r>
+        <w:rPr>
+          <w:b w:val="0"/>
+          <w:sz w:val="21"/>
+        </w:rPr>
+        <w:t xml:space="preserve"> and </w:t>
+      </w:r>
+      <w:r>
+        <w:rPr>
+          <w:rFonts w:ascii="Courier New" w:hAnsi="Courier New" w:eastAsia="Courier New"/>
+          <w:b w:val="0"/>
+          <w:color w:val="C2560B"/>
+          <w:sz w:val="19"/>
+        </w:rPr>
+        <w:t>sdd</w:t>
+      </w:r>
+      <w:r>
+        <w:rPr>
+          <w:b w:val="0"/>
+          <w:sz w:val="21"/>
+        </w:rPr>
+        <w:t>. If yours have other names, use your names in the tasks and when grading.</w:t>
+      </w:r>
+    </w:p>
+    <w:p>
+      <w:pPr>
+        <w:keepNext w:val="0"/>
+        <w:tabs>
+          <w:tab w:pos="605" w:val="left"/>
+        </w:tabs>
+        <w:spacing w:before="120" w:after="60"/>
+        <w:ind w:left="605" w:hanging="605"/>
+      </w:pPr>
+      <w:r>
+        <w:rPr>
+          <w:b/>
+          <w:sz w:val="21"/>
+        </w:rPr>
+        <w:t>3.</w:t>
+        <w:tab/>
+      </w:r>
+      <w:r>
+        <w:rPr>
+          <w:b/>
+          <w:sz w:val="21"/>
+        </w:rPr>
+        <w:t>Network, on both VMs:</w:t>
+      </w:r>
+      <w:r>
+        <w:rPr>
+          <w:b w:val="0"/>
+          <w:sz w:val="21"/>
+        </w:rPr>
+        <w:t xml:space="preserve"> Settings → Network:</w:t>
+      </w:r>
+    </w:p>
+    <w:p>
+      <w:pPr>
+        <w:spacing w:before="0" w:after="60"/>
+        <w:ind w:left="965" w:hanging="259"/>
+      </w:pPr>
+      <w:r>
+        <w:rPr>
+          <w:sz w:val="21"/>
+        </w:rPr>
+        <w:t xml:space="preserve">•  </w:t>
+      </w:r>
+      <w:r>
+        <w:rPr>
+          <w:b/>
+          <w:sz w:val="21"/>
+        </w:rPr>
+        <w:t>Adapter 1: NAT.</w:t>
+      </w:r>
+      <w:r>
+        <w:rPr>
+          <w:b w:val="0"/>
+          <w:sz w:val="21"/>
+        </w:rPr>
+        <w:t xml:space="preserve"> This is the internet connection.</w:t>
+      </w:r>
+    </w:p>
+    <w:p>
+      <w:pPr>
+        <w:spacing w:before="0" w:after="60"/>
+        <w:ind w:left="965" w:hanging="259"/>
+      </w:pPr>
+      <w:r>
+        <w:rPr>
+          <w:sz w:val="21"/>
+        </w:rPr>
+        <w:t xml:space="preserve">•  </w:t>
+      </w:r>
+      <w:r>
+        <w:rPr>
+          <w:b/>
+          <w:sz w:val="21"/>
+        </w:rPr>
+        <w:t>Adapter 2: Internal Network</w:t>
+      </w:r>
+      <w:r>
+        <w:rPr>
+          <w:b w:val="0"/>
+          <w:sz w:val="21"/>
+        </w:rPr>
+        <w:t xml:space="preserve">, named </w:t>
+      </w:r>
+      <w:r>
+        <w:rPr>
+          <w:rFonts w:ascii="Courier New" w:hAnsi="Courier New" w:eastAsia="Courier New"/>
+          <w:b w:val="0"/>
+          <w:color w:val="C2560B"/>
+          <w:sz w:val="19"/>
+        </w:rPr>
+        <w:t>rhcsa</w:t>
+      </w:r>
+      <w:r>
+        <w:rPr>
+          <w:b w:val="0"/>
+          <w:sz w:val="21"/>
+        </w:rPr>
+        <w:t xml:space="preserve"> on both VMs. This joins node1 to node2.</w:t>
+      </w:r>
+    </w:p>
+    <w:p>
+      <w:pPr>
+        <w:keepNext w:val="0"/>
+        <w:tabs>
+          <w:tab w:pos="605" w:val="left"/>
+        </w:tabs>
+        <w:spacing w:before="120" w:after="60"/>
+        <w:ind w:left="605" w:hanging="605"/>
+      </w:pPr>
+      <w:r>
+        <w:rPr>
+          <w:b/>
+          <w:sz w:val="21"/>
+        </w:rPr>
+        <w:t>4.</w:t>
+        <w:tab/>
+      </w:r>
+      <w:r>
+        <w:rPr>
+          <w:b/>
+          <w:sz w:val="21"/>
+        </w:rPr>
+        <w:t>Give adapter 2 a fixed IP.</w:t>
+      </w:r>
+      <w:r>
+        <w:rPr>
+          <w:b w:val="0"/>
+          <w:sz w:val="21"/>
+        </w:rPr>
+        <w:t xml:space="preserve"> In each VM, as root, find the second card's name with </w:t>
+      </w:r>
+      <w:r>
+        <w:rPr>
+          <w:rFonts w:ascii="Courier New" w:hAnsi="Courier New" w:eastAsia="Courier New"/>
+          <w:b w:val="0"/>
+          <w:color w:val="C2560B"/>
+          <w:sz w:val="19"/>
+        </w:rPr>
+        <w:t>ip -br a</w:t>
+      </w:r>
+      <w:r>
+        <w:rPr>
+          <w:b w:val="0"/>
+          <w:sz w:val="21"/>
+        </w:rPr>
+        <w:t xml:space="preserve"> (usually </w:t>
+      </w:r>
+      <w:r>
+        <w:rPr>
+          <w:rFonts w:ascii="Courier New" w:hAnsi="Courier New" w:eastAsia="Courier New"/>
+          <w:b w:val="0"/>
+          <w:color w:val="C2560B"/>
+          <w:sz w:val="19"/>
+        </w:rPr>
+        <w:t>enp0s8</w:t>
+      </w:r>
+      <w:r>
+        <w:rPr>
+          <w:b w:val="0"/>
+          <w:sz w:val="21"/>
+        </w:rPr>
+        <w:t>). Then run, on node1:</w:t>
+      </w:r>
+    </w:p>
+    <w:tbl>
+      <w:tblPr>
+        <w:tblW w:type="auto" w:w="0"/>
+        <w:tblLook w:firstColumn="1" w:firstRow="1" w:lastColumn="0" w:lastRow="0" w:noHBand="0" w:noVBand="1" w:val="04A0"/>
+        <w:tblInd w:w="604" w:type="dxa"/>
+        <w:tblBorders>
+          <w:top w:val="single" w:sz="4" w:space="0" w:color="D9D9D9"/>
+          <w:left w:val="single" w:sz="4" w:space="0" w:color="D9D9D9"/>
+          <w:bottom w:val="single" w:sz="4" w:space="0" w:color="D9D9D9"/>
+          <w:right w:val="single" w:sz="4" w:space="0" w:color="D9D9D9"/>
+          <w:insideH w:val="single" w:sz="4" w:space="0" w:color="D9D9D9"/>
+          <w:insideV w:val="single" w:sz="4" w:space="0" w:color="D9D9D9"/>
+        </w:tblBorders>
+        <w:tblW w:w="9000" w:type="dxa"/>
+        <w:tblLayout w:type="fixed"/>
+      </w:tblPr>
+      <w:tblGrid>
+        <w:gridCol w:w="9000"/>
+      </w:tblGrid>
+      <w:tr>
+        <w:trPr>
+          <w:cantSplit/>
+        </w:trPr>
+        <w:tc>
+          <w:tcPr>
+            <w:tcW w:type="dxa" w:w="9605"/>
+            <w:tcW w:w="9000" w:type="dxa"/>
+            <w:shd w:val="clear" w:color="auto" w:fill="F6F6F6"/>
+          </w:tcPr>
+          <w:p>
+            <w:pPr>
+              <w:spacing w:before="0" w:after="0" w:line="240" w:lineRule="auto"/>
+            </w:pPr>
+            <w:r>
+              <w:rPr>
+                <w:rFonts w:ascii="Courier New" w:hAnsi="Courier New" w:eastAsia="Courier New"/>
+                <w:sz w:val="17"/>
+              </w:rPr>
+              <w:t>nmcli con add type ethernet ifname enp0s8 con-name lab ipv4.method manual ipv4.addresses 192.168.56.101/24</w:t>
+            </w:r>
+          </w:p>
+          <w:p>
+            <w:pPr>
+              <w:spacing w:before="0" w:after="0" w:line="240" w:lineRule="auto"/>
+            </w:pPr>
+            <w:r>
+              <w:rPr>
+                <w:rFonts w:ascii="Courier New" w:hAnsi="Courier New" w:eastAsia="Courier New"/>
+                <w:sz w:val="17"/>
+              </w:rPr>
+              <w:t>nmcli con up lab</w:t>
+            </w:r>
+          </w:p>
+        </w:tc>
+      </w:tr>
+    </w:tbl>
+    <w:p>
+      <w:pPr>
+        <w:spacing w:after="40"/>
+      </w:pPr>
+    </w:p>
+    <w:p>
+      <w:pPr>
+        <w:spacing w:before="0" w:after="100"/>
+        <w:ind w:left="605"/>
+      </w:pPr>
+      <w:r>
+        <w:rPr>
+          <w:b w:val="0"/>
+          <w:sz w:val="21"/>
+        </w:rPr>
+        <w:t xml:space="preserve">On node2, the same with </w:t>
+      </w:r>
+      <w:r>
+        <w:rPr>
+          <w:rFonts w:ascii="Courier New" w:hAnsi="Courier New" w:eastAsia="Courier New"/>
+          <w:b w:val="0"/>
+          <w:color w:val="C2560B"/>
+          <w:sz w:val="19"/>
+        </w:rPr>
+        <w:t>192.168.56.102/24</w:t>
+      </w:r>
+      <w:r>
+        <w:rPr>
+          <w:b w:val="0"/>
+          <w:sz w:val="21"/>
+        </w:rPr>
+        <w:t xml:space="preserve">. Don't set a gateway or DNS on this connection: the NAT adapter already provides both. If </w:t>
+      </w:r>
+      <w:r>
+        <w:rPr>
+          <w:rFonts w:ascii="Courier New" w:hAnsi="Courier New" w:eastAsia="Courier New"/>
+          <w:b w:val="0"/>
+          <w:color w:val="C2560B"/>
+          <w:sz w:val="19"/>
+        </w:rPr>
+        <w:t>nmcli con show</w:t>
+      </w:r>
+      <w:r>
+        <w:rPr>
+          <w:b w:val="0"/>
+          <w:sz w:val="21"/>
+        </w:rPr>
+        <w:t xml:space="preserve"> already lists a connection for </w:t>
+      </w:r>
+      <w:r>
+        <w:rPr>
+          <w:rFonts w:ascii="Courier New" w:hAnsi="Courier New" w:eastAsia="Courier New"/>
+          <w:b w:val="0"/>
+          <w:color w:val="C2560B"/>
+          <w:sz w:val="19"/>
+        </w:rPr>
+        <w:t>enp0s8</w:t>
+      </w:r>
+      <w:r>
+        <w:rPr>
+          <w:b w:val="0"/>
+          <w:sz w:val="21"/>
+        </w:rPr>
+        <w:t xml:space="preserve">, delete it first with </w:t>
+      </w:r>
+      <w:r>
+        <w:rPr>
+          <w:rFonts w:ascii="Courier New" w:hAnsi="Courier New" w:eastAsia="Courier New"/>
+          <w:b w:val="0"/>
+          <w:color w:val="C2560B"/>
+          <w:sz w:val="19"/>
+        </w:rPr>
+        <w:t>nmcli con delete "&lt;its name&gt;"</w:t>
+      </w:r>
+      <w:r>
+        <w:rPr>
+          <w:b w:val="0"/>
+          <w:sz w:val="21"/>
+        </w:rPr>
+        <w:t xml:space="preserve">. Then, from node1, </w:t>
+      </w:r>
+      <w:r>
+        <w:rPr>
+          <w:rFonts w:ascii="Courier New" w:hAnsi="Courier New" w:eastAsia="Courier New"/>
+          <w:b w:val="0"/>
+          <w:color w:val="C2560B"/>
+          <w:sz w:val="19"/>
+        </w:rPr>
+        <w:t>ping -c2 192.168.56.102</w:t>
+      </w:r>
+      <w:r>
+        <w:rPr>
+          <w:b w:val="0"/>
+          <w:sz w:val="21"/>
+        </w:rPr>
+        <w:t xml:space="preserve"> must work.</w:t>
+      </w:r>
+    </w:p>
+    <w:p>
+      <w:pPr>
+        <w:keepNext w:val="0"/>
+        <w:tabs>
+          <w:tab w:pos="605" w:val="left"/>
+        </w:tabs>
+        <w:spacing w:before="120" w:after="60"/>
+        <w:ind w:left="605" w:hanging="605"/>
+      </w:pPr>
+      <w:r>
+        <w:rPr>
+          <w:b/>
+          <w:sz w:val="21"/>
+        </w:rPr>
+        <w:t>5.</w:t>
+        <w:tab/>
+      </w:r>
+      <w:r>
+        <w:rPr>
+          <w:b/>
+          <w:sz w:val="21"/>
+        </w:rPr>
+        <w:t>Attach the ISO to both VMs:</w:t>
+      </w:r>
+      <w:r>
+        <w:rPr>
+          <w:b w:val="0"/>
+          <w:sz w:val="21"/>
+        </w:rPr>
+        <w:t xml:space="preserve"> Settings → Storage → the empty optical drive → choose the RHEL 9 DVD ISO.</w:t>
+      </w:r>
+    </w:p>
+    <w:p>
+      <w:pPr>
+        <w:keepNext w:val="0"/>
+        <w:tabs>
+          <w:tab w:pos="605" w:val="left"/>
+        </w:tabs>
+        <w:spacing w:before="120" w:after="60"/>
+        <w:ind w:left="605" w:hanging="605"/>
+      </w:pPr>
+      <w:r>
+        <w:rPr>
+          <w:b/>
+          <w:sz w:val="21"/>
+        </w:rPr>
+        <w:t>6.</w:t>
+        <w:tab/>
+      </w:r>
+      <w:r>
+        <w:rPr>
+          <w:b/>
+          <w:sz w:val="21"/>
+        </w:rPr>
+        <w:t>Check internet on node1:</w:t>
+      </w:r>
+      <w:r>
+        <w:rPr>
+          <w:b w:val="0"/>
+          <w:sz w:val="21"/>
+        </w:rPr>
+        <w:t xml:space="preserve"> </w:t>
+      </w:r>
+      <w:r>
+        <w:rPr>
+          <w:rFonts w:ascii="Courier New" w:hAnsi="Courier New" w:eastAsia="Courier New"/>
+          <w:b w:val="0"/>
+          <w:color w:val="C2560B"/>
+          <w:sz w:val="19"/>
+        </w:rPr>
+        <w:t>ping -c2 8.8.8.8 &amp;&amp; getent hosts registry.access.redhat.com</w:t>
+      </w:r>
+      <w:r>
+        <w:rPr>
+          <w:b w:val="0"/>
+          <w:sz w:val="21"/>
+        </w:rPr>
+        <w:t xml:space="preserve"> must print replies and an address. If </w:t>
+      </w:r>
+      <w:r>
+        <w:rPr>
+          <w:rFonts w:ascii="Courier New" w:hAnsi="Courier New" w:eastAsia="Courier New"/>
+          <w:b w:val="0"/>
+          <w:color w:val="C2560B"/>
+          <w:sz w:val="19"/>
+        </w:rPr>
+        <w:t>getent</w:t>
+      </w:r>
+      <w:r>
+        <w:rPr>
+          <w:b w:val="0"/>
+          <w:sz w:val="21"/>
+        </w:rPr>
+        <w:t xml:space="preserve"> prints nothing, run </w:t>
+      </w:r>
+      <w:r>
+        <w:rPr>
+          <w:rFonts w:ascii="Courier New" w:hAnsi="Courier New" w:eastAsia="Courier New"/>
+          <w:b w:val="0"/>
+          <w:color w:val="C2560B"/>
+          <w:sz w:val="19"/>
+        </w:rPr>
+        <w:t>echo "nameserver 8.8.8.8" &gt;&gt; /etc/resolv.conf</w:t>
+      </w:r>
+      <w:r>
+        <w:rPr>
+          <w:b w:val="0"/>
+          <w:sz w:val="21"/>
+        </w:rPr>
+        <w:t xml:space="preserve"> and test again.</w:t>
+      </w:r>
+    </w:p>
+    <w:p>
+      <w:pPr>
+        <w:keepNext w:val="0"/>
+        <w:tabs>
+          <w:tab w:pos="605" w:val="left"/>
+        </w:tabs>
+        <w:spacing w:before="120" w:after="60"/>
+        <w:ind w:left="605" w:hanging="605"/>
+      </w:pPr>
+      <w:r>
+        <w:rPr>
+          <w:b/>
+          <w:sz w:val="21"/>
+        </w:rPr>
+        <w:t>7.</w:t>
+        <w:tab/>
+      </w:r>
+      <w:r>
+        <w:rPr>
+          <w:b/>
+          <w:sz w:val="21"/>
+        </w:rPr>
+        <w:t>Copy the grader into both VMs now,</w:t>
+      </w:r>
+      <w:r>
+        <w:rPr>
+          <w:b w:val="0"/>
+          <w:sz w:val="21"/>
+        </w:rPr>
+        <w:t xml:space="preserve"> before the exam (Appendix B). After task 19 changes SSH, this is harder.</w:t>
+      </w:r>
+    </w:p>
+    <w:p>
+      <w:pPr>
+        <w:keepNext w:val="0"/>
+        <w:tabs>
+          <w:tab w:pos="605" w:val="left"/>
+        </w:tabs>
+        <w:spacing w:before="120" w:after="60"/>
+        <w:ind w:left="605" w:hanging="605"/>
+      </w:pPr>
+      <w:r>
+        <w:rPr>
+          <w:b/>
+          <w:sz w:val="21"/>
+        </w:rPr>
+        <w:t>8.</w:t>
+        <w:tab/>
+      </w:r>
+      <w:r>
+        <w:rPr>
+          <w:b/>
+          <w:sz w:val="21"/>
+        </w:rPr>
+        <w:t>Mock 2 only:</w:t>
+      </w:r>
+      <w:r>
+        <w:rPr>
+          <w:b w:val="0"/>
+          <w:sz w:val="21"/>
+        </w:rPr>
+        <w:t xml:space="preserve"> run the setup block in "Before you start the clock" on both nodes. </w:t>
+      </w:r>
+      <w:r>
+        <w:rPr>
+          <w:b/>
+          <w:sz w:val="21"/>
+        </w:rPr>
+        <w:t>Shut down both VMs and take a snapshot of each</w:t>
+      </w:r>
+      <w:r>
+        <w:rPr>
+          <w:b w:val="0"/>
+          <w:sz w:val="21"/>
+        </w:rPr>
+        <w:t xml:space="preserve"> (Machine → Take Snapshot), named </w:t>
+      </w:r>
+      <w:r>
+        <w:rPr>
+          <w:rFonts w:ascii="Courier New" w:hAnsi="Courier New" w:eastAsia="Courier New"/>
+          <w:b w:val="0"/>
+          <w:color w:val="C2560B"/>
+          <w:sz w:val="19"/>
+        </w:rPr>
+        <w:t>start</w:t>
+      </w:r>
+      <w:r>
+        <w:rPr>
+          <w:b w:val="0"/>
+          <w:sz w:val="21"/>
+        </w:rPr>
+        <w:t xml:space="preserve">. To retake the exam later, restore </w:t>
+      </w:r>
+      <w:r>
+        <w:rPr>
+          <w:rFonts w:ascii="Courier New" w:hAnsi="Courier New" w:eastAsia="Courier New"/>
+          <w:b w:val="0"/>
+          <w:color w:val="C2560B"/>
+          <w:sz w:val="19"/>
+        </w:rPr>
+        <w:t>start</w:t>
+      </w:r>
+      <w:r>
+        <w:rPr>
+          <w:b w:val="0"/>
+          <w:sz w:val="21"/>
+        </w:rPr>
+        <w:t xml:space="preserve"> on both.</w:t>
+      </w:r>
+    </w:p>
+    <w:p>
+      <w:pPr>
+        <w:pStyle w:val="Heading2"/>
+        <w:spacing w:before="280" w:after="120"/>
+        <w:pBdr>
+          <w:bottom w:val="single" w:sz="6" w:space="1" w:color="E0E0E0"/>
+        </w:pBdr>
+      </w:pPr>
+      <w:r>
+        <w:rPr>
+          <w:b/>
+          <w:color w:val="000000"/>
+          <w:sz w:val="27"/>
+        </w:rPr>
+        <w:t>Appendix B — Get the grader into the VMs</w:t>
+      </w:r>
+    </w:p>
+    <w:p>
+      <w:pPr>
+        <w:spacing w:before="0" w:after="100"/>
+        <w:ind w:left="0"/>
+      </w:pPr>
+      <w:r>
+        <w:rPr>
+          <w:b w:val="0"/>
+          <w:sz w:val="21"/>
+        </w:rPr>
+        <w:t xml:space="preserve">You received the grader as a file, </w:t>
+      </w:r>
+      <w:r>
+        <w:rPr>
+          <w:rFonts w:ascii="Courier New" w:hAnsi="Courier New" w:eastAsia="Courier New"/>
+          <w:b w:val="0"/>
+          <w:color w:val="C2560B"/>
+          <w:sz w:val="19"/>
+        </w:rPr>
+        <w:t>rhcsa9-mock-2-grade.sh</w:t>
+      </w:r>
+      <w:r>
+        <w:rPr>
+          <w:b w:val="0"/>
+          <w:sz w:val="21"/>
+        </w:rPr>
+        <w:t>. Pick one method.</w:t>
+      </w:r>
+    </w:p>
+    <w:p>
+      <w:pPr>
+        <w:spacing w:before="0" w:after="100"/>
+        <w:ind w:left="0"/>
+      </w:pPr>
+      <w:r>
+        <w:rPr>
+          <w:b/>
+          <w:sz w:val="21"/>
+        </w:rPr>
+        <w:t>Method 1: from Windows with Python</w:t>
+      </w:r>
+      <w:r>
+        <w:rPr>
+          <w:b w:val="0"/>
+          <w:sz w:val="21"/>
+        </w:rPr>
+        <w:t xml:space="preserve"> (the easiest; it needs Python, e.g. </w:t>
+      </w:r>
+      <w:r>
+        <w:rPr>
+          <w:rFonts w:ascii="Courier New" w:hAnsi="Courier New" w:eastAsia="Courier New"/>
+          <w:b w:val="0"/>
+          <w:color w:val="C2560B"/>
+          <w:sz w:val="19"/>
+        </w:rPr>
+        <w:t>winget install Python.Python.3.12</w:t>
+      </w:r>
+      <w:r>
+        <w:rPr>
+          <w:b w:val="0"/>
+          <w:sz w:val="21"/>
+        </w:rPr>
+        <w:t>). In the folder holding the grader, open a terminal and run:</w:t>
       </w:r>
     </w:p>
     <w:tbl>
@@ -3250,7 +4574,98 @@
                 <w:rFonts w:ascii="Courier New" w:hAnsi="Courier New" w:eastAsia="Courier New"/>
                 <w:sz w:val="17"/>
               </w:rPr>
-              <w:t># edit NODE1_IP / NODE2_IP (and the disk names, if yours differ) at the top of the grader first</w:t>
+              <w:t>python -m http.server 8000 --bind 127.0.0.1</w:t>
+            </w:r>
+          </w:p>
+        </w:tc>
+      </w:tr>
+    </w:tbl>
+    <w:p>
+      <w:pPr>
+        <w:spacing w:after="40"/>
+      </w:pPr>
+    </w:p>
+    <w:p>
+      <w:pPr>
+        <w:spacing w:before="0" w:after="100"/>
+        <w:ind w:left="0"/>
+      </w:pPr>
+      <w:r>
+        <w:rPr>
+          <w:b w:val="0"/>
+          <w:sz w:val="21"/>
+        </w:rPr>
+        <w:t xml:space="preserve">Then in </w:t>
+      </w:r>
+      <w:r>
+        <w:rPr>
+          <w:b/>
+          <w:sz w:val="21"/>
+        </w:rPr>
+        <w:t>each</w:t>
+      </w:r>
+      <w:r>
+        <w:rPr>
+          <w:b w:val="0"/>
+          <w:sz w:val="21"/>
+        </w:rPr>
+        <w:t xml:space="preserve"> VM, as root (VirtualBox's NAT lets the VM reach your PC at </w:t>
+      </w:r>
+      <w:r>
+        <w:rPr>
+          <w:rFonts w:ascii="Courier New" w:hAnsi="Courier New" w:eastAsia="Courier New"/>
+          <w:b w:val="0"/>
+          <w:color w:val="C2560B"/>
+          <w:sz w:val="19"/>
+        </w:rPr>
+        <w:t>10.0.2.2</w:t>
+      </w:r>
+      <w:r>
+        <w:rPr>
+          <w:b w:val="0"/>
+          <w:sz w:val="21"/>
+        </w:rPr>
+        <w:t>):</w:t>
+      </w:r>
+    </w:p>
+    <w:tbl>
+      <w:tblPr>
+        <w:tblW w:type="auto" w:w="0"/>
+        <w:tblLook w:firstColumn="1" w:firstRow="1" w:lastColumn="0" w:lastRow="0" w:noHBand="0" w:noVBand="1" w:val="04A0"/>
+        <w:tblBorders>
+          <w:top w:val="single" w:sz="4" w:space="0" w:color="D9D9D9"/>
+          <w:left w:val="single" w:sz="4" w:space="0" w:color="D9D9D9"/>
+          <w:bottom w:val="single" w:sz="4" w:space="0" w:color="D9D9D9"/>
+          <w:right w:val="single" w:sz="4" w:space="0" w:color="D9D9D9"/>
+          <w:insideH w:val="single" w:sz="4" w:space="0" w:color="D9D9D9"/>
+          <w:insideV w:val="single" w:sz="4" w:space="0" w:color="D9D9D9"/>
+        </w:tblBorders>
+        <w:tblW w:w="9604" w:type="dxa"/>
+        <w:tblLayout w:type="fixed"/>
+      </w:tblPr>
+      <w:tblGrid>
+        <w:gridCol w:w="9604"/>
+      </w:tblGrid>
+      <w:tr>
+        <w:trPr>
+          <w:cantSplit/>
+        </w:trPr>
+        <w:tc>
+          <w:tcPr>
+            <w:tcW w:type="dxa" w:w="9605"/>
+            <w:tcW w:w="9604" w:type="dxa"/>
+            <w:shd w:val="clear" w:color="auto" w:fill="F6F6F6"/>
+          </w:tcPr>
+          <w:p>
+            <w:pPr>
+              <w:spacing w:before="0" w:after="0" w:line="240" w:lineRule="auto"/>
+            </w:pPr>
+            <w:r>
+              <w:rPr>
+                <w:rFonts w:ascii="Courier New" w:hAnsi="Courier New" w:eastAsia="Courier New"/>
+                <w:sz w:val="17"/>
+              </w:rPr>
+              <w:t>curl -o /root/grade.sh http://10.0.2.2:8000/rhcsa9-mock-2-grade.sh</w:t>
             </w:r>
           </w:p>
           <w:p>
@@ -3262,9 +4677,158 @@
                 <w:rFonts w:ascii="Courier New" w:hAnsi="Courier New" w:eastAsia="Courier New"/>
                 <w:sz w:val="17"/>
               </w:rPr>
-              <w:t>bash rhcsa9-mock-2-grade.sh          # on node1, then copy it to node2 and run it there too</w:t>
+              <w:t>head -1 /root/grade.sh          # must print #!/bin/bash</w:t>
             </w:r>
           </w:p>
+        </w:tc>
+      </w:tr>
+    </w:tbl>
+    <w:p>
+      <w:pPr>
+        <w:spacing w:after="40"/>
+      </w:pPr>
+    </w:p>
+    <w:p>
+      <w:pPr>
+        <w:spacing w:before="0" w:after="100"/>
+        <w:ind w:left="0"/>
+      </w:pPr>
+      <w:r>
+        <w:rPr>
+          <w:b w:val="0"/>
+          <w:sz w:val="21"/>
+        </w:rPr>
+        <w:t xml:space="preserve">Stop the server with </w:t>
+      </w:r>
+      <w:r>
+        <w:rPr>
+          <w:rFonts w:ascii="Courier New" w:hAnsi="Courier New" w:eastAsia="Courier New"/>
+          <w:b w:val="0"/>
+          <w:color w:val="C2560B"/>
+          <w:sz w:val="19"/>
+        </w:rPr>
+        <w:t>Ctrl+C</w:t>
+      </w:r>
+      <w:r>
+        <w:rPr>
+          <w:b w:val="0"/>
+          <w:sz w:val="21"/>
+        </w:rPr>
+        <w:t xml:space="preserve"> when both VMs have the file.</w:t>
+      </w:r>
+    </w:p>
+    <w:p>
+      <w:pPr>
+        <w:spacing w:before="0" w:after="100"/>
+        <w:ind w:left="0"/>
+      </w:pPr>
+      <w:r>
+        <w:rPr>
+          <w:b/>
+          <w:sz w:val="21"/>
+        </w:rPr>
+        <w:t>Method 2: scp from Windows.</w:t>
+      </w:r>
+      <w:r>
+        <w:rPr>
+          <w:b w:val="0"/>
+          <w:sz w:val="21"/>
+        </w:rPr>
+        <w:t xml:space="preserve"> In VirtualBox, open the VM's Settings → Network → Adapter 1 → Port Forwarding, and add a rule: protocol TCP, host IP </w:t>
+      </w:r>
+      <w:r>
+        <w:rPr>
+          <w:rFonts w:ascii="Courier New" w:hAnsi="Courier New" w:eastAsia="Courier New"/>
+          <w:b w:val="0"/>
+          <w:color w:val="C2560B"/>
+          <w:sz w:val="19"/>
+        </w:rPr>
+        <w:t>127.0.0.1</w:t>
+      </w:r>
+      <w:r>
+        <w:rPr>
+          <w:b w:val="0"/>
+          <w:sz w:val="21"/>
+        </w:rPr>
+        <w:t xml:space="preserve">, host port </w:t>
+      </w:r>
+      <w:r>
+        <w:rPr>
+          <w:rFonts w:ascii="Courier New" w:hAnsi="Courier New" w:eastAsia="Courier New"/>
+          <w:b w:val="0"/>
+          <w:color w:val="C2560B"/>
+          <w:sz w:val="19"/>
+        </w:rPr>
+        <w:t>2201</w:t>
+      </w:r>
+      <w:r>
+        <w:rPr>
+          <w:b w:val="0"/>
+          <w:sz w:val="21"/>
+        </w:rPr>
+        <w:t xml:space="preserve"> (use </w:t>
+      </w:r>
+      <w:r>
+        <w:rPr>
+          <w:rFonts w:ascii="Courier New" w:hAnsi="Courier New" w:eastAsia="Courier New"/>
+          <w:b w:val="0"/>
+          <w:color w:val="C2560B"/>
+          <w:sz w:val="19"/>
+        </w:rPr>
+        <w:t>2202</w:t>
+      </w:r>
+      <w:r>
+        <w:rPr>
+          <w:b w:val="0"/>
+          <w:sz w:val="21"/>
+        </w:rPr>
+        <w:t xml:space="preserve"> for node2), guest port </w:t>
+      </w:r>
+      <w:r>
+        <w:rPr>
+          <w:rFonts w:ascii="Courier New" w:hAnsi="Courier New" w:eastAsia="Courier New"/>
+          <w:b w:val="0"/>
+          <w:color w:val="C2560B"/>
+          <w:sz w:val="19"/>
+        </w:rPr>
+        <w:t>22</w:t>
+      </w:r>
+      <w:r>
+        <w:rPr>
+          <w:b w:val="0"/>
+          <w:sz w:val="21"/>
+        </w:rPr>
+        <w:t>. Then, in PowerShell, from the grader's folder:</w:t>
+      </w:r>
+    </w:p>
+    <w:tbl>
+      <w:tblPr>
+        <w:tblW w:type="auto" w:w="0"/>
+        <w:tblLook w:firstColumn="1" w:firstRow="1" w:lastColumn="0" w:lastRow="0" w:noHBand="0" w:noVBand="1" w:val="04A0"/>
+        <w:tblBorders>
+          <w:top w:val="single" w:sz="4" w:space="0" w:color="D9D9D9"/>
+          <w:left w:val="single" w:sz="4" w:space="0" w:color="D9D9D9"/>
+          <w:bottom w:val="single" w:sz="4" w:space="0" w:color="D9D9D9"/>
+          <w:right w:val="single" w:sz="4" w:space="0" w:color="D9D9D9"/>
+          <w:insideH w:val="single" w:sz="4" w:space="0" w:color="D9D9D9"/>
+          <w:insideV w:val="single" w:sz="4" w:space="0" w:color="D9D9D9"/>
+        </w:tblBorders>
+        <w:tblW w:w="9604" w:type="dxa"/>
+        <w:tblLayout w:type="fixed"/>
+      </w:tblPr>
+      <w:tblGrid>
+        <w:gridCol w:w="9604"/>
+      </w:tblGrid>
+      <w:tr>
+        <w:trPr>
+          <w:cantSplit/>
+        </w:trPr>
+        <w:tc>
+          <w:tcPr>
+            <w:tcW w:type="dxa" w:w="9605"/>
+            <w:tcW w:w="9604" w:type="dxa"/>
+            <w:shd w:val="clear" w:color="auto" w:fill="F6F6F6"/>
+          </w:tcPr>
           <w:p>
             <w:pPr>
               <w:spacing w:before="0" w:after="0" w:line="240" w:lineRule="auto"/>
@@ -3274,7 +4838,7 @@
                 <w:rFonts w:ascii="Courier New" w:hAnsi="Courier New" w:eastAsia="Courier New"/>
                 <w:sz w:val="17"/>
               </w:rPr>
-              <w:t>bash rhcsa9-mock-2-grade.sh --all    # or, from node1, if root on node1 has an SSH key into node2</w:t>
+              <w:t>scp -P 2201 rhcsa9-mock-2-grade.sh &lt;your-user&gt;@127.0.0.1:/tmp/grade.sh</w:t>
             </w:r>
           </w:p>
         </w:tc>
@@ -3284,6 +4848,516 @@
       <w:pPr>
         <w:spacing w:after="40"/>
       </w:pPr>
+    </w:p>
+    <w:p>
+      <w:pPr>
+        <w:spacing w:before="0" w:after="100"/>
+        <w:ind w:left="0"/>
+      </w:pPr>
+      <w:r>
+        <w:rPr>
+          <w:b w:val="0"/>
+          <w:sz w:val="21"/>
+        </w:rPr>
+        <w:t xml:space="preserve">In the VM, run </w:t>
+      </w:r>
+      <w:r>
+        <w:rPr>
+          <w:rFonts w:ascii="Courier New" w:hAnsi="Courier New" w:eastAsia="Courier New"/>
+          <w:b w:val="0"/>
+          <w:color w:val="C2560B"/>
+          <w:sz w:val="19"/>
+        </w:rPr>
+        <w:t>sudo cp /tmp/grade.sh /root/grade.sh</w:t>
+      </w:r>
+      <w:r>
+        <w:rPr>
+          <w:b w:val="0"/>
+          <w:sz w:val="21"/>
+        </w:rPr>
+        <w:t>.</w:t>
+      </w:r>
+    </w:p>
+    <w:p>
+      <w:pPr>
+        <w:spacing w:before="0" w:after="100"/>
+        <w:ind w:left="0"/>
+      </w:pPr>
+      <w:r>
+        <w:rPr>
+          <w:b/>
+          <w:sz w:val="21"/>
+        </w:rPr>
+        <w:t xml:space="preserve">If the grader prints </w:t>
+      </w:r>
+      <w:r>
+        <w:rPr>
+          <w:rFonts w:ascii="Courier New" w:hAnsi="Courier New" w:eastAsia="Courier New"/>
+          <w:b/>
+          <w:color w:val="C2560B"/>
+          <w:sz w:val="19"/>
+        </w:rPr>
+        <w:t>$'\r': command not found</w:t>
+      </w:r>
+      <w:r>
+        <w:rPr>
+          <w:b/>
+          <w:sz w:val="21"/>
+        </w:rPr>
+        <w:t>,</w:t>
+      </w:r>
+      <w:r>
+        <w:rPr>
+          <w:b w:val="0"/>
+          <w:sz w:val="21"/>
+        </w:rPr>
+        <w:t xml:space="preserve"> the file picked up Windows line endings on the way. Fix it with </w:t>
+      </w:r>
+      <w:r>
+        <w:rPr>
+          <w:rFonts w:ascii="Courier New" w:hAnsi="Courier New" w:eastAsia="Courier New"/>
+          <w:b w:val="0"/>
+          <w:color w:val="C2560B"/>
+          <w:sz w:val="19"/>
+        </w:rPr>
+        <w:t>sed -i 's/\r$//' /root/grade.sh</w:t>
+      </w:r>
+      <w:r>
+        <w:rPr>
+          <w:b w:val="0"/>
+          <w:sz w:val="21"/>
+        </w:rPr>
+        <w:t xml:space="preserve"> and run it again.</w:t>
+      </w:r>
+    </w:p>
+    <w:p>
+      <w:pPr>
+        <w:spacing w:before="0" w:after="100"/>
+        <w:ind w:left="0"/>
+      </w:pPr>
+      <w:r>
+        <w:rPr>
+          <w:b/>
+          <w:sz w:val="21"/>
+        </w:rPr>
+        <w:t>Don't read the grader before the exam:</w:t>
+      </w:r>
+      <w:r>
+        <w:rPr>
+          <w:b w:val="0"/>
+          <w:sz w:val="21"/>
+        </w:rPr>
+        <w:t xml:space="preserve"> its checks give the answers away.</w:t>
+      </w:r>
+    </w:p>
+    <w:p>
+      <w:pPr>
+        <w:pStyle w:val="Heading2"/>
+        <w:spacing w:before="280" w:after="120"/>
+        <w:pBdr>
+          <w:bottom w:val="single" w:sz="6" w:space="1" w:color="E0E0E0"/>
+        </w:pBdr>
+      </w:pPr>
+      <w:r>
+        <w:rPr>
+          <w:b/>
+          <w:color w:val="000000"/>
+          <w:sz w:val="27"/>
+        </w:rPr>
+        <w:t>Appendix C — Grade your attempt</w:t>
+      </w:r>
+    </w:p>
+    <w:p>
+      <w:pPr>
+        <w:keepNext w:val="0"/>
+        <w:tabs>
+          <w:tab w:pos="605" w:val="left"/>
+        </w:tabs>
+        <w:spacing w:before="120" w:after="60"/>
+        <w:ind w:left="605" w:hanging="605"/>
+      </w:pPr>
+      <w:r>
+        <w:rPr>
+          <w:b/>
+          <w:sz w:val="21"/>
+        </w:rPr>
+        <w:t>1.</w:t>
+        <w:tab/>
+      </w:r>
+      <w:r>
+        <w:rPr>
+          <w:b/>
+          <w:sz w:val="21"/>
+        </w:rPr>
+        <w:t>Reboot node2, then node1.</w:t>
+      </w:r>
+      <w:r>
+        <w:rPr>
+          <w:b w:val="0"/>
+          <w:sz w:val="21"/>
+        </w:rPr>
+        <w:t xml:space="preserve"> Only work that survives a reboot counts.</w:t>
+      </w:r>
+    </w:p>
+    <w:p>
+      <w:pPr>
+        <w:keepNext w:val="0"/>
+        <w:tabs>
+          <w:tab w:pos="605" w:val="left"/>
+        </w:tabs>
+        <w:spacing w:before="120" w:after="60"/>
+        <w:ind w:left="605" w:hanging="605"/>
+      </w:pPr>
+      <w:r>
+        <w:rPr>
+          <w:b/>
+          <w:sz w:val="21"/>
+        </w:rPr>
+        <w:t>2.</w:t>
+        <w:tab/>
+      </w:r>
+      <w:r>
+        <w:rPr>
+          <w:b/>
+          <w:sz w:val="21"/>
+        </w:rPr>
+        <w:t>On each node, as root,</w:t>
+      </w:r>
+      <w:r>
+        <w:rPr>
+          <w:b w:val="0"/>
+          <w:sz w:val="21"/>
+        </w:rPr>
+        <w:t xml:space="preserve"> run the grader with your two IP addresses:</w:t>
+      </w:r>
+    </w:p>
+    <w:tbl>
+      <w:tblPr>
+        <w:tblW w:type="auto" w:w="0"/>
+        <w:tblLook w:firstColumn="1" w:firstRow="1" w:lastColumn="0" w:lastRow="0" w:noHBand="0" w:noVBand="1" w:val="04A0"/>
+        <w:tblInd w:w="604" w:type="dxa"/>
+        <w:tblBorders>
+          <w:top w:val="single" w:sz="4" w:space="0" w:color="D9D9D9"/>
+          <w:left w:val="single" w:sz="4" w:space="0" w:color="D9D9D9"/>
+          <w:bottom w:val="single" w:sz="4" w:space="0" w:color="D9D9D9"/>
+          <w:right w:val="single" w:sz="4" w:space="0" w:color="D9D9D9"/>
+          <w:insideH w:val="single" w:sz="4" w:space="0" w:color="D9D9D9"/>
+          <w:insideV w:val="single" w:sz="4" w:space="0" w:color="D9D9D9"/>
+        </w:tblBorders>
+        <w:tblW w:w="9000" w:type="dxa"/>
+        <w:tblLayout w:type="fixed"/>
+      </w:tblPr>
+      <w:tblGrid>
+        <w:gridCol w:w="9000"/>
+      </w:tblGrid>
+      <w:tr>
+        <w:trPr>
+          <w:cantSplit/>
+        </w:trPr>
+        <w:tc>
+          <w:tcPr>
+            <w:tcW w:type="dxa" w:w="9605"/>
+            <w:tcW w:w="9000" w:type="dxa"/>
+            <w:shd w:val="clear" w:color="auto" w:fill="F6F6F6"/>
+          </w:tcPr>
+          <w:p>
+            <w:pPr>
+              <w:spacing w:before="0" w:after="0" w:line="240" w:lineRule="auto"/>
+            </w:pPr>
+            <w:r>
+              <w:rPr>
+                <w:rFonts w:ascii="Courier New" w:hAnsi="Courier New" w:eastAsia="Courier New"/>
+                <w:sz w:val="17"/>
+              </w:rPr>
+              <w:t>NODE1_IP=192.168.56.101 NODE2_IP=192.168.56.102 bash /root/grade.sh</w:t>
+            </w:r>
+          </w:p>
+        </w:tc>
+      </w:tr>
+    </w:tbl>
+    <w:p>
+      <w:pPr>
+        <w:spacing w:after="40"/>
+      </w:pPr>
+    </w:p>
+    <w:p>
+      <w:pPr>
+        <w:spacing w:before="0" w:after="100"/>
+        <w:ind w:left="605"/>
+      </w:pPr>
+      <w:r>
+        <w:rPr>
+          <w:b w:val="0"/>
+          <w:sz w:val="21"/>
+        </w:rPr>
+        <w:t xml:space="preserve">If your disks aren't </w:t>
+      </w:r>
+      <w:r>
+        <w:rPr>
+          <w:rFonts w:ascii="Courier New" w:hAnsi="Courier New" w:eastAsia="Courier New"/>
+          <w:b w:val="0"/>
+          <w:color w:val="C2560B"/>
+          <w:sz w:val="19"/>
+        </w:rPr>
+        <w:t>sdb</w:t>
+      </w:r>
+      <w:r>
+        <w:rPr>
+          <w:b w:val="0"/>
+          <w:sz w:val="21"/>
+        </w:rPr>
+        <w:t xml:space="preserve">, </w:t>
+      </w:r>
+      <w:r>
+        <w:rPr>
+          <w:rFonts w:ascii="Courier New" w:hAnsi="Courier New" w:eastAsia="Courier New"/>
+          <w:b w:val="0"/>
+          <w:color w:val="C2560B"/>
+          <w:sz w:val="19"/>
+        </w:rPr>
+        <w:t>sdc</w:t>
+      </w:r>
+      <w:r>
+        <w:rPr>
+          <w:b w:val="0"/>
+          <w:sz w:val="21"/>
+        </w:rPr>
+        <w:t xml:space="preserve"> and </w:t>
+      </w:r>
+      <w:r>
+        <w:rPr>
+          <w:rFonts w:ascii="Courier New" w:hAnsi="Courier New" w:eastAsia="Courier New"/>
+          <w:b w:val="0"/>
+          <w:color w:val="C2560B"/>
+          <w:sz w:val="19"/>
+        </w:rPr>
+        <w:t>sdd</w:t>
+      </w:r>
+      <w:r>
+        <w:rPr>
+          <w:b w:val="0"/>
+          <w:sz w:val="21"/>
+        </w:rPr>
+        <w:t xml:space="preserve">, add </w:t>
+      </w:r>
+      <w:r>
+        <w:rPr>
+          <w:rFonts w:ascii="Courier New" w:hAnsi="Courier New" w:eastAsia="Courier New"/>
+          <w:b w:val="0"/>
+          <w:color w:val="C2560B"/>
+          <w:sz w:val="19"/>
+        </w:rPr>
+        <w:t>XDISK=… THINDISK=… SWAPDISK=…</w:t>
+      </w:r>
+      <w:r>
+        <w:rPr>
+          <w:b w:val="0"/>
+          <w:sz w:val="21"/>
+        </w:rPr>
+        <w:t xml:space="preserve"> in front, the same way. The grader only reads the system: it changes nothing, and you can run it as often as you like.</w:t>
+      </w:r>
+    </w:p>
+    <w:p>
+      <w:pPr>
+        <w:keepNext w:val="0"/>
+        <w:tabs>
+          <w:tab w:pos="605" w:val="left"/>
+        </w:tabs>
+        <w:spacing w:before="120" w:after="60"/>
+        <w:ind w:left="605" w:hanging="605"/>
+      </w:pPr>
+      <w:r>
+        <w:rPr>
+          <w:b/>
+          <w:sz w:val="21"/>
+        </w:rPr>
+        <w:t>3.</w:t>
+        <w:tab/>
+      </w:r>
+      <w:r>
+        <w:rPr>
+          <w:b/>
+          <w:sz w:val="21"/>
+        </w:rPr>
+        <w:t>Read the output.</w:t>
+      </w:r>
+      <w:r>
+        <w:rPr>
+          <w:b w:val="0"/>
+          <w:sz w:val="21"/>
+        </w:rPr>
+        <w:t xml:space="preserve"> Each task prints </w:t>
+      </w:r>
+      <w:r>
+        <w:rPr>
+          <w:rFonts w:ascii="Courier New" w:hAnsi="Courier New" w:eastAsia="Courier New"/>
+          <w:b w:val="0"/>
+          <w:color w:val="C2560B"/>
+          <w:sz w:val="19"/>
+        </w:rPr>
+        <w:t>PASS</w:t>
+      </w:r>
+      <w:r>
+        <w:rPr>
+          <w:b w:val="0"/>
+          <w:sz w:val="21"/>
+        </w:rPr>
+        <w:t xml:space="preserve"> or </w:t>
+      </w:r>
+      <w:r>
+        <w:rPr>
+          <w:rFonts w:ascii="Courier New" w:hAnsi="Courier New" w:eastAsia="Courier New"/>
+          <w:b w:val="0"/>
+          <w:color w:val="C2560B"/>
+          <w:sz w:val="19"/>
+        </w:rPr>
+        <w:t>FAIL</w:t>
+      </w:r>
+      <w:r>
+        <w:rPr>
+          <w:b w:val="0"/>
+          <w:sz w:val="21"/>
+        </w:rPr>
+        <w:t xml:space="preserve">. Under a </w:t>
+      </w:r>
+      <w:r>
+        <w:rPr>
+          <w:rFonts w:ascii="Courier New" w:hAnsi="Courier New" w:eastAsia="Courier New"/>
+          <w:b w:val="0"/>
+          <w:color w:val="C2560B"/>
+          <w:sz w:val="19"/>
+        </w:rPr>
+        <w:t>FAIL</w:t>
+      </w:r>
+      <w:r>
+        <w:rPr>
+          <w:b w:val="0"/>
+          <w:sz w:val="21"/>
+        </w:rPr>
+        <w:t xml:space="preserve">, every failed check has a </w:t>
+      </w:r>
+      <w:r>
+        <w:rPr>
+          <w:b/>
+          <w:sz w:val="21"/>
+        </w:rPr>
+        <w:t>why</w:t>
+      </w:r>
+      <w:r>
+        <w:rPr>
+          <w:b w:val="0"/>
+          <w:sz w:val="21"/>
+        </w:rPr>
+        <w:t xml:space="preserve"> (what was wrong) and a </w:t>
+      </w:r>
+      <w:r>
+        <w:rPr>
+          <w:b/>
+          <w:sz w:val="21"/>
+        </w:rPr>
+        <w:t>check</w:t>
+      </w:r>
+      <w:r>
+        <w:rPr>
+          <w:b w:val="0"/>
+          <w:sz w:val="21"/>
+        </w:rPr>
+        <w:t xml:space="preserve"> (the command it ran, which you can run yourself). Tasks for the other node are listed as "not graded here". A line saying a later check "did not run" means fix the first problem, then grade again.</w:t>
+      </w:r>
+    </w:p>
+    <w:p>
+      <w:pPr>
+        <w:keepNext w:val="0"/>
+        <w:tabs>
+          <w:tab w:pos="605" w:val="left"/>
+        </w:tabs>
+        <w:spacing w:before="120" w:after="60"/>
+        <w:ind w:left="605" w:hanging="605"/>
+      </w:pPr>
+      <w:r>
+        <w:rPr>
+          <w:b/>
+          <w:sz w:val="21"/>
+        </w:rPr>
+        <w:t>4.</w:t>
+        <w:tab/>
+      </w:r>
+      <w:r>
+        <w:rPr>
+          <w:b/>
+          <w:sz w:val="21"/>
+        </w:rPr>
+        <w:t>Work out your score.</w:t>
+      </w:r>
+      <w:r>
+        <w:rPr>
+          <w:b w:val="0"/>
+          <w:sz w:val="21"/>
+        </w:rPr>
+        <w:t xml:space="preserve"> Each node prints a score for its own tasks only. Your exam score is </w:t>
+      </w:r>
+      <w:r>
+        <w:rPr>
+          <w:b/>
+          <w:sz w:val="21"/>
+        </w:rPr>
+        <w:t>300 × (tasks passed on node1 + tasks passed on node2) ÷ 26</w:t>
+      </w:r>
+      <w:r>
+        <w:rPr>
+          <w:b w:val="0"/>
+          <w:sz w:val="21"/>
+        </w:rPr>
+        <w:t>. The pass mark is 210.</w:t>
+      </w:r>
+    </w:p>
+    <w:p>
+      <w:pPr>
+        <w:keepNext w:val="0"/>
+        <w:tabs>
+          <w:tab w:pos="605" w:val="left"/>
+        </w:tabs>
+        <w:spacing w:before="120" w:after="60"/>
+        <w:ind w:left="605" w:hanging="605"/>
+      </w:pPr>
+      <w:r>
+        <w:rPr>
+          <w:b/>
+          <w:sz w:val="21"/>
+        </w:rPr>
+        <w:t>5.</w:t>
+        <w:tab/>
+      </w:r>
+      <w:r>
+        <w:rPr>
+          <w:b/>
+          <w:sz w:val="21"/>
+        </w:rPr>
+        <w:t>Check failures against the key,</w:t>
+      </w:r>
+      <w:r>
+        <w:rPr>
+          <w:b w:val="0"/>
+          <w:sz w:val="21"/>
+        </w:rPr>
+        <w:t xml:space="preserve"> fix them, reboot and grade again. To start over, restore the </w:t>
+      </w:r>
+      <w:r>
+        <w:rPr>
+          <w:rFonts w:ascii="Courier New" w:hAnsi="Courier New" w:eastAsia="Courier New"/>
+          <w:b w:val="0"/>
+          <w:color w:val="C2560B"/>
+          <w:sz w:val="19"/>
+        </w:rPr>
+        <w:t>start</w:t>
+      </w:r>
+      <w:r>
+        <w:rPr>
+          <w:b w:val="0"/>
+          <w:sz w:val="21"/>
+        </w:rPr>
+        <w:t xml:space="preserve"> snapshots.</w:t>
+      </w:r>
     </w:p>
     <w:sectPr>
       <w:pgSz w:w="11909" w:h="16834"/>
